--- a/Lab3/Lab3_CS.docx
+++ b/Lab3/Lab3_CS.docx
@@ -638,7 +638,7 @@
       <w:r>
         <w:fldChar w:fldCharType="separate"/>
       </w:r>
-      <w:hyperlink w:anchor="_Toc243138442" w:history="1">
+      <w:hyperlink w:anchor="_Toc243659921" w:history="1">
         <w:r>
           <w:rPr>
             <w:rStyle w:val="Hyperlink"/>
@@ -665,7 +665,7 @@
             <w:noProof/>
             <w:webHidden/>
           </w:rPr>
-          <w:instrText xml:space="preserve"> PAGEREF _Toc243138442 \h </w:instrText>
+          <w:instrText xml:space="preserve"> PAGEREF _Toc243659921 \h </w:instrText>
         </w:r>
         <w:r>
           <w:rPr>
@@ -710,7 +710,7 @@
           <w14:ligatures w14:val="standardContextual"/>
         </w:rPr>
       </w:pPr>
-      <w:hyperlink w:anchor="_Toc243138443" w:history="1">
+      <w:hyperlink w:anchor="_Toc243659922" w:history="1">
         <w:r>
           <w:rPr>
             <w:rStyle w:val="Hyperlink"/>
@@ -738,7 +738,7 @@
             <w:noProof/>
             <w:webHidden/>
           </w:rPr>
-          <w:instrText xml:space="preserve"> PAGEREF _Toc243138443 \h </w:instrText>
+          <w:instrText xml:space="preserve"> PAGEREF _Toc243659922 \h </w:instrText>
         </w:r>
         <w:r>
           <w:rPr>
@@ -783,7 +783,7 @@
           <w14:ligatures w14:val="standardContextual"/>
         </w:rPr>
       </w:pPr>
-      <w:hyperlink w:anchor="_Toc243138444" w:history="1">
+      <w:hyperlink w:anchor="_Toc243659923" w:history="1">
         <w:r>
           <w:rPr>
             <w:rStyle w:val="Hyperlink"/>
@@ -811,7 +811,7 @@
             <w:noProof/>
             <w:webHidden/>
           </w:rPr>
-          <w:instrText xml:space="preserve"> PAGEREF _Toc243138444 \h </w:instrText>
+          <w:instrText xml:space="preserve"> PAGEREF _Toc243659923 \h </w:instrText>
         </w:r>
         <w:r>
           <w:rPr>
@@ -855,7 +855,7 @@
           <w14:ligatures w14:val="standardContextual"/>
         </w:rPr>
       </w:pPr>
-      <w:hyperlink w:anchor="_Toc243138445" w:history="1">
+      <w:hyperlink w:anchor="_Toc243659924" w:history="1">
         <w:r>
           <w:rPr>
             <w:rStyle w:val="Hyperlink"/>
@@ -882,7 +882,7 @@
             <w:noProof/>
             <w:webHidden/>
           </w:rPr>
-          <w:instrText xml:space="preserve"> PAGEREF _Toc243138445 \h </w:instrText>
+          <w:instrText xml:space="preserve"> PAGEREF _Toc243659924 \h </w:instrText>
         </w:r>
         <w:r>
           <w:rPr>
@@ -927,7 +927,7 @@
           <w14:ligatures w14:val="standardContextual"/>
         </w:rPr>
       </w:pPr>
-      <w:hyperlink w:anchor="_Toc243138446" w:history="1">
+      <w:hyperlink w:anchor="_Toc243659925" w:history="1">
         <w:r>
           <w:rPr>
             <w:rStyle w:val="Hyperlink"/>
@@ -955,7 +955,7 @@
             <w:noProof/>
             <w:webHidden/>
           </w:rPr>
-          <w:instrText xml:space="preserve"> PAGEREF _Toc243138446 \h </w:instrText>
+          <w:instrText xml:space="preserve"> PAGEREF _Toc243659925 \h </w:instrText>
         </w:r>
         <w:r>
           <w:rPr>
@@ -1000,7 +1000,7 @@
           <w14:ligatures w14:val="standardContextual"/>
         </w:rPr>
       </w:pPr>
-      <w:hyperlink w:anchor="_Toc243138447" w:history="1">
+      <w:hyperlink w:anchor="_Toc243659926" w:history="1">
         <w:r>
           <w:rPr>
             <w:rStyle w:val="Hyperlink"/>
@@ -1028,7 +1028,7 @@
             <w:noProof/>
             <w:webHidden/>
           </w:rPr>
-          <w:instrText xml:space="preserve"> PAGEREF _Toc243138447 \h </w:instrText>
+          <w:instrText xml:space="preserve"> PAGEREF _Toc243659926 \h </w:instrText>
         </w:r>
         <w:r>
           <w:rPr>
@@ -1073,7 +1073,7 @@
           <w14:ligatures w14:val="standardContextual"/>
         </w:rPr>
       </w:pPr>
-      <w:hyperlink w:anchor="_Toc243138448" w:history="1">
+      <w:hyperlink w:anchor="_Toc243659927" w:history="1">
         <w:r>
           <w:rPr>
             <w:rStyle w:val="Hyperlink"/>
@@ -1101,7 +1101,7 @@
             <w:noProof/>
             <w:webHidden/>
           </w:rPr>
-          <w:instrText xml:space="preserve"> PAGEREF _Toc243138448 \h </w:instrText>
+          <w:instrText xml:space="preserve"> PAGEREF _Toc243659927 \h </w:instrText>
         </w:r>
         <w:r>
           <w:rPr>
@@ -1146,7 +1146,7 @@
           <w14:ligatures w14:val="standardContextual"/>
         </w:rPr>
       </w:pPr>
-      <w:hyperlink w:anchor="_Toc243138449" w:history="1">
+      <w:hyperlink w:anchor="_Toc243659928" w:history="1">
         <w:r>
           <w:rPr>
             <w:rStyle w:val="Hyperlink"/>
@@ -1174,7 +1174,7 @@
             <w:noProof/>
             <w:webHidden/>
           </w:rPr>
-          <w:instrText xml:space="preserve"> PAGEREF _Toc243138449 \h </w:instrText>
+          <w:instrText xml:space="preserve"> PAGEREF _Toc243659928 \h </w:instrText>
         </w:r>
         <w:r>
           <w:rPr>
@@ -1219,7 +1219,7 @@
           <w14:ligatures w14:val="standardContextual"/>
         </w:rPr>
       </w:pPr>
-      <w:hyperlink w:anchor="_Toc243138450" w:history="1">
+      <w:hyperlink w:anchor="_Toc243659929" w:history="1">
         <w:r>
           <w:rPr>
             <w:rStyle w:val="Hyperlink"/>
@@ -1247,7 +1247,7 @@
             <w:noProof/>
             <w:webHidden/>
           </w:rPr>
-          <w:instrText xml:space="preserve"> PAGEREF _Toc243138450 \h </w:instrText>
+          <w:instrText xml:space="preserve"> PAGEREF _Toc243659929 \h </w:instrText>
         </w:r>
         <w:r>
           <w:rPr>
@@ -1292,7 +1292,7 @@
           <w14:ligatures w14:val="standardContextual"/>
         </w:rPr>
       </w:pPr>
-      <w:hyperlink w:anchor="_Toc243138451" w:history="1">
+      <w:hyperlink w:anchor="_Toc243659930" w:history="1">
         <w:r>
           <w:rPr>
             <w:rStyle w:val="Hyperlink"/>
@@ -1320,7 +1320,7 @@
             <w:noProof/>
             <w:webHidden/>
           </w:rPr>
-          <w:instrText xml:space="preserve"> PAGEREF _Toc243138451 \h </w:instrText>
+          <w:instrText xml:space="preserve"> PAGEREF _Toc243659930 \h </w:instrText>
         </w:r>
         <w:r>
           <w:rPr>
@@ -1364,7 +1364,7 @@
           <w14:ligatures w14:val="standardContextual"/>
         </w:rPr>
       </w:pPr>
-      <w:hyperlink w:anchor="_Toc243138452" w:history="1">
+      <w:hyperlink w:anchor="_Toc243659931" w:history="1">
         <w:r>
           <w:rPr>
             <w:rStyle w:val="Hyperlink"/>
@@ -1391,7 +1391,7 @@
             <w:noProof/>
             <w:webHidden/>
           </w:rPr>
-          <w:instrText xml:space="preserve"> PAGEREF _Toc243138452 \h </w:instrText>
+          <w:instrText xml:space="preserve"> PAGEREF _Toc243659931 \h </w:instrText>
         </w:r>
         <w:r>
           <w:rPr>
@@ -1436,7 +1436,7 @@
           <w14:ligatures w14:val="standardContextual"/>
         </w:rPr>
       </w:pPr>
-      <w:hyperlink w:anchor="_Toc243138453" w:history="1">
+      <w:hyperlink w:anchor="_Toc243659932" w:history="1">
         <w:r>
           <w:rPr>
             <w:rStyle w:val="Hyperlink"/>
@@ -1464,7 +1464,7 @@
             <w:noProof/>
             <w:webHidden/>
           </w:rPr>
-          <w:instrText xml:space="preserve"> PAGEREF _Toc243138453 \h </w:instrText>
+          <w:instrText xml:space="preserve"> PAGEREF _Toc243659932 \h </w:instrText>
         </w:r>
         <w:r>
           <w:rPr>
@@ -1509,7 +1509,7 @@
           <w14:ligatures w14:val="standardContextual"/>
         </w:rPr>
       </w:pPr>
-      <w:hyperlink w:anchor="_Toc243138454" w:history="1">
+      <w:hyperlink w:anchor="_Toc243659933" w:history="1">
         <w:r>
           <w:rPr>
             <w:rStyle w:val="Hyperlink"/>
@@ -1537,7 +1537,7 @@
             <w:noProof/>
             <w:webHidden/>
           </w:rPr>
-          <w:instrText xml:space="preserve"> PAGEREF _Toc243138454 \h </w:instrText>
+          <w:instrText xml:space="preserve"> PAGEREF _Toc243659933 \h </w:instrText>
         </w:r>
         <w:r>
           <w:rPr>
@@ -1582,7 +1582,7 @@
           <w14:ligatures w14:val="standardContextual"/>
         </w:rPr>
       </w:pPr>
-      <w:hyperlink w:anchor="_Toc243138455" w:history="1">
+      <w:hyperlink w:anchor="_Toc243659934" w:history="1">
         <w:r>
           <w:rPr>
             <w:rStyle w:val="Hyperlink"/>
@@ -1610,7 +1610,7 @@
             <w:noProof/>
             <w:webHidden/>
           </w:rPr>
-          <w:instrText xml:space="preserve"> PAGEREF _Toc243138455 \h </w:instrText>
+          <w:instrText xml:space="preserve"> PAGEREF _Toc243659934 \h </w:instrText>
         </w:r>
         <w:r>
           <w:rPr>
@@ -1654,7 +1654,7 @@
           <w14:ligatures w14:val="standardContextual"/>
         </w:rPr>
       </w:pPr>
-      <w:hyperlink w:anchor="_Toc243138456" w:history="1">
+      <w:hyperlink w:anchor="_Toc243659935" w:history="1">
         <w:r>
           <w:rPr>
             <w:rStyle w:val="Hyperlink"/>
@@ -1681,7 +1681,7 @@
             <w:noProof/>
             <w:webHidden/>
           </w:rPr>
-          <w:instrText xml:space="preserve"> PAGEREF _Toc243138456 \h </w:instrText>
+          <w:instrText xml:space="preserve"> PAGEREF _Toc243659935 \h </w:instrText>
         </w:r>
         <w:r>
           <w:rPr>
@@ -1726,7 +1726,7 @@
           <w14:ligatures w14:val="standardContextual"/>
         </w:rPr>
       </w:pPr>
-      <w:hyperlink w:anchor="_Toc243138457" w:history="1">
+      <w:hyperlink w:anchor="_Toc243659936" w:history="1">
         <w:r>
           <w:rPr>
             <w:rStyle w:val="Hyperlink"/>
@@ -1754,7 +1754,7 @@
             <w:noProof/>
             <w:webHidden/>
           </w:rPr>
-          <w:instrText xml:space="preserve"> PAGEREF _Toc243138457 \h </w:instrText>
+          <w:instrText xml:space="preserve"> PAGEREF _Toc243659936 \h </w:instrText>
         </w:r>
         <w:r>
           <w:rPr>
@@ -1799,7 +1799,7 @@
           <w14:ligatures w14:val="standardContextual"/>
         </w:rPr>
       </w:pPr>
-      <w:hyperlink w:anchor="_Toc243138458" w:history="1">
+      <w:hyperlink w:anchor="_Toc243659937" w:history="1">
         <w:r>
           <w:rPr>
             <w:rStyle w:val="Hyperlink"/>
@@ -1827,7 +1827,7 @@
             <w:noProof/>
             <w:webHidden/>
           </w:rPr>
-          <w:instrText xml:space="preserve"> PAGEREF _Toc243138458 \h </w:instrText>
+          <w:instrText xml:space="preserve"> PAGEREF _Toc243659937 \h </w:instrText>
         </w:r>
         <w:r>
           <w:rPr>
@@ -1872,7 +1872,7 @@
           <w14:ligatures w14:val="standardContextual"/>
         </w:rPr>
       </w:pPr>
-      <w:hyperlink w:anchor="_Toc243138459" w:history="1">
+      <w:hyperlink w:anchor="_Toc243659938" w:history="1">
         <w:r>
           <w:rPr>
             <w:rStyle w:val="Hyperlink"/>
@@ -1900,7 +1900,7 @@
             <w:noProof/>
             <w:webHidden/>
           </w:rPr>
-          <w:instrText xml:space="preserve"> PAGEREF _Toc243138459 \h </w:instrText>
+          <w:instrText xml:space="preserve"> PAGEREF _Toc243659938 \h </w:instrText>
         </w:r>
         <w:r>
           <w:rPr>
@@ -1945,7 +1945,7 @@
           <w14:ligatures w14:val="standardContextual"/>
         </w:rPr>
       </w:pPr>
-      <w:hyperlink w:anchor="_Toc243138460" w:history="1">
+      <w:hyperlink w:anchor="_Toc243659939" w:history="1">
         <w:r>
           <w:rPr>
             <w:rStyle w:val="Hyperlink"/>
@@ -1973,7 +1973,7 @@
             <w:noProof/>
             <w:webHidden/>
           </w:rPr>
-          <w:instrText xml:space="preserve"> PAGEREF _Toc243138460 \h </w:instrText>
+          <w:instrText xml:space="preserve"> PAGEREF _Toc243659939 \h </w:instrText>
         </w:r>
         <w:r>
           <w:rPr>
@@ -2018,7 +2018,7 @@
           <w14:ligatures w14:val="standardContextual"/>
         </w:rPr>
       </w:pPr>
-      <w:hyperlink w:anchor="_Toc243138461" w:history="1">
+      <w:hyperlink w:anchor="_Toc243659940" w:history="1">
         <w:r>
           <w:rPr>
             <w:rStyle w:val="Hyperlink"/>
@@ -2046,7 +2046,7 @@
             <w:noProof/>
             <w:webHidden/>
           </w:rPr>
-          <w:instrText xml:space="preserve"> PAGEREF _Toc243138461 \h </w:instrText>
+          <w:instrText xml:space="preserve"> PAGEREF _Toc243659940 \h </w:instrText>
         </w:r>
         <w:r>
           <w:rPr>
@@ -2091,7 +2091,7 @@
           <w14:ligatures w14:val="standardContextual"/>
         </w:rPr>
       </w:pPr>
-      <w:hyperlink w:anchor="_Toc243138462" w:history="1">
+      <w:hyperlink w:anchor="_Toc243659941" w:history="1">
         <w:r>
           <w:rPr>
             <w:rStyle w:val="Hyperlink"/>
@@ -2119,7 +2119,7 @@
             <w:noProof/>
             <w:webHidden/>
           </w:rPr>
-          <w:instrText xml:space="preserve"> PAGEREF _Toc243138462 \h </w:instrText>
+          <w:instrText xml:space="preserve"> PAGEREF _Toc243659941 \h </w:instrText>
         </w:r>
         <w:r>
           <w:rPr>
@@ -2164,7 +2164,7 @@
           <w14:ligatures w14:val="standardContextual"/>
         </w:rPr>
       </w:pPr>
-      <w:hyperlink w:anchor="_Toc243138463" w:history="1">
+      <w:hyperlink w:anchor="_Toc243659942" w:history="1">
         <w:r>
           <w:rPr>
             <w:rStyle w:val="Hyperlink"/>
@@ -2192,7 +2192,7 @@
             <w:noProof/>
             <w:webHidden/>
           </w:rPr>
-          <w:instrText xml:space="preserve"> PAGEREF _Toc243138463 \h </w:instrText>
+          <w:instrText xml:space="preserve"> PAGEREF _Toc243659942 \h </w:instrText>
         </w:r>
         <w:r>
           <w:rPr>
@@ -2237,7 +2237,7 @@
           <w14:ligatures w14:val="standardContextual"/>
         </w:rPr>
       </w:pPr>
-      <w:hyperlink w:anchor="_Toc243138464" w:history="1">
+      <w:hyperlink w:anchor="_Toc243659943" w:history="1">
         <w:r>
           <w:rPr>
             <w:rStyle w:val="Hyperlink"/>
@@ -2265,7 +2265,7 @@
             <w:noProof/>
             <w:webHidden/>
           </w:rPr>
-          <w:instrText xml:space="preserve"> PAGEREF _Toc243138464 \h </w:instrText>
+          <w:instrText xml:space="preserve"> PAGEREF _Toc243659943 \h </w:instrText>
         </w:r>
         <w:r>
           <w:rPr>
@@ -2309,7 +2309,7 @@
           <w14:ligatures w14:val="standardContextual"/>
         </w:rPr>
       </w:pPr>
-      <w:hyperlink w:anchor="_Toc243138465" w:history="1">
+      <w:hyperlink w:anchor="_Toc243659944" w:history="1">
         <w:r>
           <w:rPr>
             <w:rStyle w:val="Hyperlink"/>
@@ -2336,7 +2336,7 @@
             <w:noProof/>
             <w:webHidden/>
           </w:rPr>
-          <w:instrText xml:space="preserve"> PAGEREF _Toc243138465 \h </w:instrText>
+          <w:instrText xml:space="preserve"> PAGEREF _Toc243659944 \h </w:instrText>
         </w:r>
         <w:r>
           <w:rPr>
@@ -2356,7 +2356,7 @@
             <w:noProof/>
             <w:webHidden/>
           </w:rPr>
-          <w:t>16</w:t>
+          <w:t>15</w:t>
         </w:r>
         <w:r>
           <w:rPr>
@@ -2381,7 +2381,7 @@
           <w14:ligatures w14:val="standardContextual"/>
         </w:rPr>
       </w:pPr>
-      <w:hyperlink w:anchor="_Toc243138466" w:history="1">
+      <w:hyperlink w:anchor="_Toc243659945" w:history="1">
         <w:r>
           <w:rPr>
             <w:rStyle w:val="Hyperlink"/>
@@ -2409,7 +2409,7 @@
             <w:noProof/>
             <w:webHidden/>
           </w:rPr>
-          <w:instrText xml:space="preserve"> PAGEREF _Toc243138466 \h </w:instrText>
+          <w:instrText xml:space="preserve"> PAGEREF _Toc243659945 \h </w:instrText>
         </w:r>
         <w:r>
           <w:rPr>
@@ -2429,7 +2429,7 @@
             <w:noProof/>
             <w:webHidden/>
           </w:rPr>
-          <w:t>16</w:t>
+          <w:t>15</w:t>
         </w:r>
         <w:r>
           <w:rPr>
@@ -2454,7 +2454,7 @@
           <w14:ligatures w14:val="standardContextual"/>
         </w:rPr>
       </w:pPr>
-      <w:hyperlink w:anchor="_Toc243138467" w:history="1">
+      <w:hyperlink w:anchor="_Toc243659946" w:history="1">
         <w:r>
           <w:rPr>
             <w:rStyle w:val="Hyperlink"/>
@@ -2482,7 +2482,7 @@
             <w:noProof/>
             <w:webHidden/>
           </w:rPr>
-          <w:instrText xml:space="preserve"> PAGEREF _Toc243138467 \h </w:instrText>
+          <w:instrText xml:space="preserve"> PAGEREF _Toc243659946 \h </w:instrText>
         </w:r>
         <w:r>
           <w:rPr>
@@ -2502,7 +2502,7 @@
             <w:noProof/>
             <w:webHidden/>
           </w:rPr>
-          <w:t>17</w:t>
+          <w:t>16</w:t>
         </w:r>
         <w:r>
           <w:rPr>
@@ -2527,7 +2527,7 @@
           <w14:ligatures w14:val="standardContextual"/>
         </w:rPr>
       </w:pPr>
-      <w:hyperlink w:anchor="_Toc243138468" w:history="1">
+      <w:hyperlink w:anchor="_Toc243659947" w:history="1">
         <w:r>
           <w:rPr>
             <w:rStyle w:val="Hyperlink"/>
@@ -2555,7 +2555,7 @@
             <w:noProof/>
             <w:webHidden/>
           </w:rPr>
-          <w:instrText xml:space="preserve"> PAGEREF _Toc243138468 \h </w:instrText>
+          <w:instrText xml:space="preserve"> PAGEREF _Toc243659947 \h </w:instrText>
         </w:r>
         <w:r>
           <w:rPr>
@@ -2575,7 +2575,7 @@
             <w:noProof/>
             <w:webHidden/>
           </w:rPr>
-          <w:t>18</w:t>
+          <w:t>17</w:t>
         </w:r>
         <w:r>
           <w:rPr>
@@ -2600,7 +2600,7 @@
           <w14:ligatures w14:val="standardContextual"/>
         </w:rPr>
       </w:pPr>
-      <w:hyperlink w:anchor="_Toc243138469" w:history="1">
+      <w:hyperlink w:anchor="_Toc243659948" w:history="1">
         <w:r>
           <w:rPr>
             <w:rStyle w:val="Hyperlink"/>
@@ -2628,7 +2628,7 @@
             <w:noProof/>
             <w:webHidden/>
           </w:rPr>
-          <w:instrText xml:space="preserve"> PAGEREF _Toc243138469 \h </w:instrText>
+          <w:instrText xml:space="preserve"> PAGEREF _Toc243659948 \h </w:instrText>
         </w:r>
         <w:r>
           <w:rPr>
@@ -2648,80 +2648,7 @@
             <w:noProof/>
             <w:webHidden/>
           </w:rPr>
-          <w:t>19</w:t>
-        </w:r>
-        <w:r>
-          <w:rPr>
-            <w:noProof/>
-            <w:webHidden/>
-          </w:rPr>
-          <w:fldChar w:fldCharType="end"/>
-        </w:r>
-      </w:hyperlink>
-    </w:p>
-    <w:p>
-      <w:pPr>
-        <w:pStyle w:val="Cuprins2"/>
-        <w:tabs>
-          <w:tab w:val="right" w:leader="dot" w:pos="10196"/>
-        </w:tabs>
-        <w:rPr>
-          <w:rFonts w:asciiTheme="minorHAnsi" w:eastAsiaTheme="minorEastAsia" w:hAnsiTheme="minorHAnsi" w:cstheme="minorBidi"/>
-          <w:noProof/>
-          <w:kern w:val="2"/>
-          <w:lang w:val="en-US" w:eastAsia="en-US"/>
-          <w14:ligatures w14:val="standardContextual"/>
-        </w:rPr>
-      </w:pPr>
-      <w:hyperlink w:anchor="_Toc243138470" w:history="1">
-        <w:r>
-          <w:rPr>
-            <w:rStyle w:val="Hyperlink"/>
-            <w:b/>
-            <w:noProof/>
-          </w:rPr>
-          <w:t>5.5 The example of the guide</w:t>
-        </w:r>
-        <w:r>
-          <w:rPr>
-            <w:noProof/>
-            <w:webHidden/>
-          </w:rPr>
-          <w:tab/>
-        </w:r>
-        <w:r>
-          <w:rPr>
-            <w:noProof/>
-            <w:webHidden/>
-          </w:rPr>
-          <w:fldChar w:fldCharType="begin"/>
-        </w:r>
-        <w:r>
-          <w:rPr>
-            <w:noProof/>
-            <w:webHidden/>
-          </w:rPr>
-          <w:instrText xml:space="preserve"> PAGEREF _Toc243138470 \h </w:instrText>
-        </w:r>
-        <w:r>
-          <w:rPr>
-            <w:noProof/>
-            <w:webHidden/>
-          </w:rPr>
-        </w:r>
-        <w:r>
-          <w:rPr>
-            <w:noProof/>
-            <w:webHidden/>
-          </w:rPr>
-          <w:fldChar w:fldCharType="separate"/>
-        </w:r>
-        <w:r>
-          <w:rPr>
-            <w:noProof/>
-            <w:webHidden/>
-          </w:rPr>
-          <w:t>21</w:t>
+          <w:t>18</w:t>
         </w:r>
         <w:r>
           <w:rPr>
@@ -2745,7 +2672,7 @@
           <w14:ligatures w14:val="standardContextual"/>
         </w:rPr>
       </w:pPr>
-      <w:hyperlink w:anchor="_Toc243138471" w:history="1">
+      <w:hyperlink w:anchor="_Toc243659949" w:history="1">
         <w:r>
           <w:rPr>
             <w:rStyle w:val="Hyperlink"/>
@@ -2772,7 +2699,7 @@
             <w:noProof/>
             <w:webHidden/>
           </w:rPr>
-          <w:instrText xml:space="preserve"> PAGEREF _Toc243138471 \h </w:instrText>
+          <w:instrText xml:space="preserve"> PAGEREF _Toc243659949 \h </w:instrText>
         </w:r>
         <w:r>
           <w:rPr>
@@ -2792,7 +2719,7 @@
             <w:noProof/>
             <w:webHidden/>
           </w:rPr>
-          <w:t>22</w:t>
+          <w:t>20</w:t>
         </w:r>
         <w:r>
           <w:rPr>
@@ -2816,7 +2743,7 @@
           <w14:ligatures w14:val="standardContextual"/>
         </w:rPr>
       </w:pPr>
-      <w:hyperlink w:anchor="_Toc243138472" w:history="1">
+      <w:hyperlink w:anchor="_Toc243659950" w:history="1">
         <w:r>
           <w:rPr>
             <w:rStyle w:val="Hyperlink"/>
@@ -2843,7 +2770,7 @@
             <w:noProof/>
             <w:webHidden/>
           </w:rPr>
-          <w:instrText xml:space="preserve"> PAGEREF _Toc243138472 \h </w:instrText>
+          <w:instrText xml:space="preserve"> PAGEREF _Toc243659950 \h </w:instrText>
         </w:r>
         <w:r>
           <w:rPr>
@@ -2863,7 +2790,7 @@
             <w:noProof/>
             <w:webHidden/>
           </w:rPr>
-          <w:t>23</w:t>
+          <w:t>21</w:t>
         </w:r>
         <w:r>
           <w:rPr>
@@ -2886,7 +2813,7 @@
         <w:spacing w:after="240"/>
         <w:jc w:val="center"/>
       </w:pPr>
-      <w:bookmarkStart w:id="0" w:name="_Toc243138442"/>
+      <w:bookmarkStart w:id="0" w:name="_Toc243659921"/>
       <w:r>
         <w:rPr>
           <w:color w:val="000000"/>
@@ -2902,7 +2829,7 @@
         <w:pStyle w:val="Titlu2"/>
         <w:spacing w:before="240" w:after="120"/>
       </w:pPr>
-      <w:bookmarkStart w:id="1" w:name="_Toc243138443"/>
+      <w:bookmarkStart w:id="1" w:name="_Toc243659922"/>
       <w:r>
         <w:rPr>
           <w:rFonts w:ascii="Times New Roman" w:eastAsia="Times New Roman" w:hAnsi="Times New Roman"/>
@@ -2939,7 +2866,7 @@
         <w:pStyle w:val="Titlu2"/>
         <w:spacing w:before="240" w:after="120"/>
       </w:pPr>
-      <w:bookmarkStart w:id="2" w:name="_Toc243138444"/>
+      <w:bookmarkStart w:id="2" w:name="_Toc243659923"/>
       <w:r>
         <w:rPr>
           <w:rFonts w:ascii="Times New Roman" w:eastAsia="Times New Roman" w:hAnsi="Times New Roman"/>
@@ -3015,7 +2942,7 @@
         <w:spacing w:after="240"/>
         <w:jc w:val="center"/>
       </w:pPr>
-      <w:bookmarkStart w:id="3" w:name="_Toc243138445"/>
+      <w:bookmarkStart w:id="3" w:name="_Toc243659924"/>
       <w:r>
         <w:rPr>
           <w:color w:val="000000"/>
@@ -3031,7 +2958,7 @@
         <w:pStyle w:val="Titlu2"/>
         <w:spacing w:before="240" w:after="120"/>
       </w:pPr>
-      <w:bookmarkStart w:id="4" w:name="_Toc243138446"/>
+      <w:bookmarkStart w:id="4" w:name="_Toc243659925"/>
       <w:r>
         <w:rPr>
           <w:rFonts w:ascii="Times New Roman" w:eastAsia="Times New Roman" w:hAnsi="Times New Roman"/>
@@ -3132,7 +3059,7 @@
         <w:pStyle w:val="Titlu2"/>
         <w:spacing w:before="240" w:after="120"/>
       </w:pPr>
-      <w:bookmarkStart w:id="5" w:name="_Toc243138447"/>
+      <w:bookmarkStart w:id="5" w:name="_Toc243659926"/>
       <w:r>
         <w:rPr>
           <w:rFonts w:ascii="Times New Roman" w:eastAsia="Times New Roman" w:hAnsi="Times New Roman"/>
@@ -3188,7 +3115,7 @@
         <w:pStyle w:val="Titlu2"/>
         <w:spacing w:before="240" w:after="120"/>
       </w:pPr>
-      <w:bookmarkStart w:id="6" w:name="_Toc243138448"/>
+      <w:bookmarkStart w:id="6" w:name="_Toc243659927"/>
       <w:r>
         <w:rPr>
           <w:rFonts w:ascii="Times New Roman" w:eastAsia="Times New Roman" w:hAnsi="Times New Roman"/>
@@ -3280,7 +3207,7 @@
         <w:pStyle w:val="Titlu2"/>
         <w:spacing w:before="240" w:after="120"/>
       </w:pPr>
-      <w:bookmarkStart w:id="7" w:name="_Toc243138449"/>
+      <w:bookmarkStart w:id="7" w:name="_Toc243659928"/>
       <w:r>
         <w:rPr>
           <w:rFonts w:ascii="Times New Roman" w:eastAsia="Times New Roman" w:hAnsi="Times New Roman"/>
@@ -4088,7 +4015,7 @@
         <w:pStyle w:val="Titlu2"/>
         <w:spacing w:before="240" w:after="120"/>
       </w:pPr>
-      <w:bookmarkStart w:id="8" w:name="_Toc243138450"/>
+      <w:bookmarkStart w:id="8" w:name="_Toc243659929"/>
       <w:r>
         <w:rPr>
           <w:rFonts w:ascii="Times New Roman" w:eastAsia="Times New Roman" w:hAnsi="Times New Roman"/>
@@ -4475,7 +4402,7 @@
         <w:pStyle w:val="Titlu2"/>
         <w:spacing w:before="240" w:after="120"/>
       </w:pPr>
-      <w:bookmarkStart w:id="9" w:name="_Toc243138451"/>
+      <w:bookmarkStart w:id="9" w:name="_Toc243659930"/>
       <w:r>
         <w:rPr>
           <w:rFonts w:ascii="Times New Roman" w:eastAsia="Times New Roman" w:hAnsi="Times New Roman"/>
@@ -4648,7 +4575,7 @@
         <w:spacing w:after="240"/>
         <w:jc w:val="center"/>
       </w:pPr>
-      <w:bookmarkStart w:id="10" w:name="_Toc243138452"/>
+      <w:bookmarkStart w:id="10" w:name="_Toc243659931"/>
       <w:r>
         <w:rPr>
           <w:color w:val="000000"/>
@@ -4664,7 +4591,7 @@
         <w:pStyle w:val="Titlu2"/>
         <w:spacing w:before="240" w:after="120"/>
       </w:pPr>
-      <w:bookmarkStart w:id="11" w:name="_Toc243138453"/>
+      <w:bookmarkStart w:id="11" w:name="_Toc243659932"/>
       <w:r>
         <w:rPr>
           <w:rFonts w:ascii="Times New Roman" w:eastAsia="Times New Roman" w:hAnsi="Times New Roman"/>
@@ -5431,7 +5358,7 @@
         <w:pStyle w:val="Titlu2"/>
         <w:spacing w:before="240" w:after="120"/>
       </w:pPr>
-      <w:bookmarkStart w:id="12" w:name="_Toc243138454"/>
+      <w:bookmarkStart w:id="12" w:name="_Toc243659933"/>
       <w:r>
         <w:rPr>
           <w:rFonts w:ascii="Times New Roman" w:eastAsia="Times New Roman" w:hAnsi="Times New Roman"/>
@@ -5471,7 +5398,7 @@
         <w:pStyle w:val="Titlu2"/>
         <w:spacing w:before="240" w:after="120"/>
       </w:pPr>
-      <w:bookmarkStart w:id="13" w:name="_Toc243138455"/>
+      <w:bookmarkStart w:id="13" w:name="_Toc243659934"/>
       <w:r>
         <w:rPr>
           <w:rFonts w:ascii="Times New Roman" w:eastAsia="Times New Roman" w:hAnsi="Times New Roman"/>
@@ -5531,7 +5458,7 @@
         <w:spacing w:after="240"/>
         <w:jc w:val="center"/>
       </w:pPr>
-      <w:bookmarkStart w:id="14" w:name="_Toc243138456"/>
+      <w:bookmarkStart w:id="14" w:name="_Toc243659935"/>
       <w:r>
         <w:rPr>
           <w:color w:val="000000"/>
@@ -5547,7 +5474,7 @@
         <w:pStyle w:val="Titlu2"/>
         <w:spacing w:before="240" w:after="120"/>
       </w:pPr>
-      <w:bookmarkStart w:id="15" w:name="_Toc243138457"/>
+      <w:bookmarkStart w:id="15" w:name="_Toc243659936"/>
       <w:r>
         <w:rPr>
           <w:rFonts w:ascii="Times New Roman" w:eastAsia="Times New Roman" w:hAnsi="Times New Roman"/>
@@ -5756,7 +5683,7 @@
               <w:rPr>
                 <w:sz w:val="20"/>
               </w:rPr>
-              <w:t>Streamlit interface: encryption / decryption with the matrix, a pair-by-pair table and the manual phase; the example of the guide</w:t>
+              <w:t>Streamlit interface: encryption / decryption with the matrix, a pair-by-pair table and the manual phase</w:t>
             </w:r>
           </w:p>
         </w:tc>
@@ -5913,7 +5840,7 @@
         <w:pStyle w:val="Titlu2"/>
         <w:spacing w:before="240" w:after="120"/>
       </w:pPr>
-      <w:bookmarkStart w:id="16" w:name="_Toc243138458"/>
+      <w:bookmarkStart w:id="16" w:name="_Toc243659937"/>
       <w:r>
         <w:rPr>
           <w:rFonts w:ascii="Times New Roman" w:eastAsia="Times New Roman" w:hAnsi="Times New Roman"/>
@@ -5975,7 +5902,7 @@
                 <w:rFonts w:ascii="Consolas" w:hAnsi="Consolas"/>
                 <w:sz w:val="16"/>
               </w:rPr>
-              <w:t xml:space="preserve">    """Compose diacritics, map cedilla variants to comma-below, convert to uppercase."""</w:t>
+              <w:t xml:space="preserve">    """Compose diacritics, map cedilla variants to comma-below, convert to uppercase"""</w:t>
             </w:r>
           </w:p>
           <w:p>
@@ -6046,7 +5973,7 @@
                 <w:rFonts w:ascii="Consolas" w:hAnsi="Consolas"/>
                 <w:sz w:val="16"/>
               </w:rPr>
-              <w:t xml:space="preserve">    """Uppercase the text, remove spaces and check that every character is a letter."""</w:t>
+              <w:t xml:space="preserve">    """Uppercase the text, remove spaces and check that every character is a letter"""</w:t>
             </w:r>
           </w:p>
           <w:p>
@@ -6641,7 +6568,7 @@
         <w:pStyle w:val="Titlu2"/>
         <w:spacing w:before="240" w:after="120"/>
       </w:pPr>
-      <w:bookmarkStart w:id="17" w:name="_Toc243138459"/>
+      <w:bookmarkStart w:id="17" w:name="_Toc243659938"/>
       <w:r>
         <w:rPr>
           <w:rFonts w:ascii="Times New Roman" w:eastAsia="Times New Roman" w:hAnsi="Times New Roman"/>
@@ -7079,7 +7006,7 @@
         <w:pStyle w:val="Titlu2"/>
         <w:spacing w:before="240" w:after="120"/>
       </w:pPr>
-      <w:bookmarkStart w:id="18" w:name="_Toc243138460"/>
+      <w:bookmarkStart w:id="18" w:name="_Toc243659939"/>
       <w:r>
         <w:rPr>
           <w:rFonts w:ascii="Times New Roman" w:eastAsia="Times New Roman" w:hAnsi="Times New Roman"/>
@@ -7463,7 +7390,7 @@
         <w:pStyle w:val="Titlu2"/>
         <w:spacing w:before="240" w:after="120"/>
       </w:pPr>
-      <w:bookmarkStart w:id="19" w:name="_Toc243138461"/>
+      <w:bookmarkStart w:id="19" w:name="_Toc243659940"/>
       <w:r>
         <w:rPr>
           <w:rFonts w:ascii="Times New Roman" w:eastAsia="Times New Roman" w:hAnsi="Times New Roman"/>
@@ -7936,7 +7863,7 @@
         <w:pStyle w:val="Titlu2"/>
         <w:spacing w:before="240" w:after="120"/>
       </w:pPr>
-      <w:bookmarkStart w:id="20" w:name="_Toc243138462"/>
+      <w:bookmarkStart w:id="20" w:name="_Toc243659941"/>
       <w:r>
         <w:rPr>
           <w:rFonts w:ascii="Times New Roman" w:eastAsia="Times New Roman" w:hAnsi="Times New Roman"/>
@@ -8232,7 +8159,7 @@
         <w:pStyle w:val="Titlu2"/>
         <w:spacing w:before="240" w:after="120"/>
       </w:pPr>
-      <w:bookmarkStart w:id="21" w:name="_Toc243138463"/>
+      <w:bookmarkStart w:id="21" w:name="_Toc243659942"/>
       <w:r>
         <w:rPr>
           <w:rFonts w:ascii="Times New Roman" w:eastAsia="Times New Roman" w:hAnsi="Times New Roman"/>
@@ -8281,16 +8208,7 @@
         <w:t>app.py</w:t>
       </w:r>
       <w:r>
-        <w:t xml:space="preserve">) has two tabs. </w:t>
-      </w:r>
-      <w:r>
-        <w:rPr>
-          <w:i/>
-        </w:rPr>
-        <w:t>Task 3.1 - Playfair</w:t>
-      </w:r>
-      <w:r>
-        <w:t xml:space="preserve"> contains a form with the operation, the key and the text. After pressing </w:t>
+        <w:t xml:space="preserve">) is a single page with a form containing the operation, the key and the text. After pressing </w:t>
       </w:r>
       <w:r>
         <w:rPr>
@@ -8299,16 +8217,7 @@
         <w:t>Run</w:t>
       </w:r>
       <w:r>
-        <w:t xml:space="preserve"> all errors are shown at once; otherwise the page shows the matrix with the key letters highlighted, the prepared input, the pairs, the result, a table with the rule applied to every pair and, for decryption, an editable field for the manual phase. </w:t>
-      </w:r>
-      <w:r>
-        <w:rPr>
-          <w:i/>
-        </w:rPr>
-        <w:t>Example from the guide</w:t>
-      </w:r>
-      <w:r>
-        <w:t xml:space="preserve"> reproduces the 5×5 English example of section 3.2.3 of the guide with the same functions.</w:t>
+        <w:t xml:space="preserve"> all errors are shown at once; otherwise the page shows the matrix with the key letters highlighted, the prepared input, the pairs, the result, a table with the rule applied to every pair and, for decryption, an editable field for the manual phase.</w:t>
       </w:r>
     </w:p>
     <w:p>
@@ -8316,7 +8225,7 @@
         <w:pStyle w:val="Titlu2"/>
         <w:spacing w:before="240" w:after="120"/>
       </w:pPr>
-      <w:bookmarkStart w:id="22" w:name="_Toc243138464"/>
+      <w:bookmarkStart w:id="22" w:name="_Toc243659943"/>
       <w:r>
         <w:rPr>
           <w:rFonts w:ascii="Times New Roman" w:eastAsia="Times New Roman" w:hAnsi="Times New Roman"/>
@@ -8422,7 +8331,6 @@
                 <w:rFonts w:ascii="Consolas" w:hAnsi="Consolas"/>
                 <w:sz w:val="16"/>
               </w:rPr>
-              <w:lastRenderedPageBreak/>
               <w:t>ok  test_guide_matrix_and_ciphertext</w:t>
             </w:r>
           </w:p>
@@ -8526,7 +8434,7 @@
         <w:spacing w:after="240"/>
         <w:jc w:val="center"/>
       </w:pPr>
-      <w:bookmarkStart w:id="23" w:name="_Toc243138465"/>
+      <w:bookmarkStart w:id="23" w:name="_Toc243659944"/>
       <w:r>
         <w:rPr>
           <w:color w:val="000000"/>
@@ -8542,7 +8450,7 @@
         <w:pStyle w:val="Titlu2"/>
         <w:spacing w:before="240" w:after="120"/>
       </w:pPr>
-      <w:bookmarkStart w:id="24" w:name="_Toc243138466"/>
+      <w:bookmarkStart w:id="24" w:name="_Toc243659945"/>
       <w:r>
         <w:rPr>
           <w:rFonts w:ascii="Times New Roman" w:eastAsia="Times New Roman" w:hAnsi="Times New Roman"/>
@@ -11684,8 +11592,8 @@
           <w:noProof/>
         </w:rPr>
         <w:drawing>
-          <wp:inline distT="0" distB="0" distL="0" distR="0" wp14:anchorId="03151F90" wp14:editId="5C687C53">
-            <wp:extent cx="6035040" cy="5987305"/>
+          <wp:inline distT="0" distB="0" distL="0" distR="0" wp14:anchorId="42F98712" wp14:editId="79BF83BE">
+            <wp:extent cx="6035040" cy="5700896"/>
             <wp:effectExtent l="0" t="0" r="0" b="0"/>
             <wp:docPr id="101" name="Picture 101"/>
             <wp:cNvGraphicFramePr>
@@ -11707,7 +11615,7 @@
                   <pic:spPr>
                     <a:xfrm>
                       <a:off x="0" y="0"/>
-                      <a:ext cx="6035040" cy="5987305"/>
+                      <a:ext cx="6035040" cy="5700896"/>
                     </a:xfrm>
                     <a:prstGeom prst="rect">
                       <a:avLst/>
@@ -11742,7 +11650,7 @@
         <w:pStyle w:val="Titlu2"/>
         <w:spacing w:before="240" w:after="120"/>
       </w:pPr>
-      <w:bookmarkStart w:id="25" w:name="_Toc243138467"/>
+      <w:bookmarkStart w:id="25" w:name="_Toc243659946"/>
       <w:r>
         <w:rPr>
           <w:rFonts w:ascii="Times New Roman" w:eastAsia="Times New Roman" w:hAnsi="Times New Roman"/>
@@ -11789,7 +11697,6 @@
         <w:jc w:val="both"/>
       </w:pPr>
       <w:r>
-        <w:lastRenderedPageBreak/>
         <w:t>The decrypted text is ÎNTÂLNIREASECRETĂVAXAVEALOCIOILAORAZECEX. In the manual phase the filler X in VAXAVEA and the final X are removed, I is read as J in IOI, and the spaces and the diacritics of the original are restored according to the meaning:</w:t>
       </w:r>
     </w:p>
@@ -11799,6 +11706,7 @@
         <w:jc w:val="center"/>
       </w:pPr>
       <w:r>
+        <w:lastRenderedPageBreak/>
         <w:t xml:space="preserve">ÎNTÂLNIREASECRETĂVAAVEALOCIOILAORAZECE → </w:t>
       </w:r>
       <w:r>
@@ -11829,8 +11737,8 @@
           <w:noProof/>
         </w:rPr>
         <w:drawing>
-          <wp:inline distT="0" distB="0" distL="0" distR="0" wp14:anchorId="2F767205" wp14:editId="6E00E994">
-            <wp:extent cx="6035040" cy="6041859"/>
+          <wp:inline distT="0" distB="0" distL="0" distR="0" wp14:anchorId="432E17CB" wp14:editId="5A53A5AE">
+            <wp:extent cx="6035040" cy="5755450"/>
             <wp:effectExtent l="0" t="0" r="0" b="0"/>
             <wp:docPr id="102" name="Picture 102"/>
             <wp:cNvGraphicFramePr>
@@ -11852,7 +11760,7 @@
                   <pic:spPr>
                     <a:xfrm>
                       <a:off x="0" y="0"/>
-                      <a:ext cx="6035040" cy="6041859"/>
+                      <a:ext cx="6035040" cy="5755450"/>
                     </a:xfrm>
                     <a:prstGeom prst="rect">
                       <a:avLst/>
@@ -11887,7 +11795,7 @@
         <w:pStyle w:val="Titlu2"/>
         <w:spacing w:before="240" w:after="120"/>
       </w:pPr>
-      <w:bookmarkStart w:id="26" w:name="_Toc243138468"/>
+      <w:bookmarkStart w:id="26" w:name="_Toc243659947"/>
       <w:r>
         <w:rPr>
           <w:rFonts w:ascii="Times New Roman" w:eastAsia="Times New Roman" w:hAnsi="Times New Roman"/>
@@ -12480,7 +12388,7 @@
         <w:pStyle w:val="Titlu2"/>
         <w:spacing w:before="240" w:after="120"/>
       </w:pPr>
-      <w:bookmarkStart w:id="27" w:name="_Toc243138469"/>
+      <w:bookmarkStart w:id="27" w:name="_Toc243659948"/>
       <w:r>
         <w:rPr>
           <w:rFonts w:ascii="Times New Roman" w:eastAsia="Times New Roman" w:hAnsi="Times New Roman"/>
@@ -12514,8 +12422,8 @@
         </w:rPr>
         <w:lastRenderedPageBreak/>
         <w:drawing>
-          <wp:inline distT="0" distB="0" distL="0" distR="0" wp14:anchorId="340DC2B6" wp14:editId="0EF381FC">
-            <wp:extent cx="6035040" cy="4054046"/>
+          <wp:inline distT="0" distB="0" distL="0" distR="0" wp14:anchorId="5607E35E" wp14:editId="07AA8137">
+            <wp:extent cx="6035040" cy="3767637"/>
             <wp:effectExtent l="0" t="0" r="0" b="0"/>
             <wp:docPr id="103" name="Picture 103"/>
             <wp:cNvGraphicFramePr>
@@ -12537,7 +12445,7 @@
                   <pic:spPr>
                     <a:xfrm>
                       <a:off x="0" y="0"/>
-                      <a:ext cx="6035040" cy="4054046"/>
+                      <a:ext cx="6035040" cy="3767637"/>
                     </a:xfrm>
                     <a:prstGeom prst="rect">
                       <a:avLst/>
@@ -12578,8 +12486,8 @@
           <w:noProof/>
         </w:rPr>
         <w:drawing>
-          <wp:inline distT="0" distB="0" distL="0" distR="0" wp14:anchorId="2ECE4710" wp14:editId="3A88F23A">
-            <wp:extent cx="6035040" cy="3685806"/>
+          <wp:inline distT="0" distB="0" distL="0" distR="0" wp14:anchorId="332BDC52" wp14:editId="34AFF840">
+            <wp:extent cx="6035040" cy="3399398"/>
             <wp:effectExtent l="0" t="0" r="0" b="0"/>
             <wp:docPr id="104" name="Picture 104"/>
             <wp:cNvGraphicFramePr>
@@ -12601,7 +12509,7 @@
                   <pic:spPr>
                     <a:xfrm>
                       <a:off x="0" y="0"/>
-                      <a:ext cx="6035040" cy="3685806"/>
+                      <a:ext cx="6035040" cy="3399398"/>
                     </a:xfrm>
                     <a:prstGeom prst="rect">
                       <a:avLst/>
@@ -12633,104 +12541,12 @@
     </w:p>
     <w:p>
       <w:pPr>
-        <w:pStyle w:val="Titlu2"/>
-        <w:spacing w:before="240" w:after="120"/>
-      </w:pPr>
-      <w:bookmarkStart w:id="28" w:name="_Toc243138470"/>
-      <w:r>
-        <w:rPr>
-          <w:rFonts w:ascii="Times New Roman" w:eastAsia="Times New Roman" w:hAnsi="Times New Roman"/>
-          <w:b/>
-          <w:color w:val="000000"/>
-          <w:sz w:val="24"/>
-        </w:rPr>
-        <w:lastRenderedPageBreak/>
-        <w:t>5.5 The example of the guide</w:t>
-      </w:r>
-      <w:bookmarkEnd w:id="28"/>
-    </w:p>
-    <w:p>
-      <w:pPr>
-        <w:spacing w:line="360" w:lineRule="auto"/>
-        <w:ind w:firstLine="709"/>
-        <w:jc w:val="both"/>
-      </w:pPr>
-      <w:r>
-        <w:t>The second tab of the interface (Figure 5.5) applies the same functions to the English example of the guide: the 5×5 matrix for the key First Amendment and the encryption of the beginning of the message. The first pairs, OW EH EG RY TY NQ BV OA, coincide with the beginning of the cryptogram of the guide; the next pairs differ only because of the duplicated M in the guide's preparation, discussed in section 4.8.</w:t>
-      </w:r>
-    </w:p>
-    <w:p>
-      <w:pPr>
-        <w:keepNext/>
-        <w:spacing w:before="120"/>
-        <w:jc w:val="center"/>
-      </w:pPr>
-      <w:r>
-        <w:rPr>
-          <w:noProof/>
-        </w:rPr>
-        <w:drawing>
-          <wp:inline distT="0" distB="0" distL="0" distR="0" wp14:anchorId="32C16480" wp14:editId="40395CA4">
-            <wp:extent cx="6035040" cy="3532373"/>
-            <wp:effectExtent l="0" t="0" r="0" b="0"/>
-            <wp:docPr id="105" name="Picture 105"/>
-            <wp:cNvGraphicFramePr>
-              <a:graphicFrameLocks xmlns:a="http://schemas.openxmlformats.org/drawingml/2006/main" noChangeAspect="1"/>
-            </wp:cNvGraphicFramePr>
-            <a:graphic xmlns:a="http://schemas.openxmlformats.org/drawingml/2006/main">
-              <a:graphicData uri="http://schemas.openxmlformats.org/drawingml/2006/picture">
-                <pic:pic xmlns:pic="http://schemas.openxmlformats.org/drawingml/2006/picture">
-                  <pic:nvPicPr>
-                    <pic:cNvPr id="105" name="image105.png"/>
-                    <pic:cNvPicPr/>
-                  </pic:nvPicPr>
-                  <pic:blipFill>
-                    <a:blip r:embed="rId13"/>
-                    <a:stretch>
-                      <a:fillRect/>
-                    </a:stretch>
-                  </pic:blipFill>
-                  <pic:spPr>
-                    <a:xfrm>
-                      <a:off x="0" y="0"/>
-                      <a:ext cx="6035040" cy="3532373"/>
-                    </a:xfrm>
-                    <a:prstGeom prst="rect">
-                      <a:avLst/>
-                    </a:prstGeom>
-                    <a:ln w="6350">
-                      <a:solidFill>
-                        <a:srgbClr val="BFBFBF"/>
-                      </a:solidFill>
-                    </a:ln>
-                  </pic:spPr>
-                </pic:pic>
-              </a:graphicData>
-            </a:graphic>
-          </wp:inline>
-        </w:drawing>
-      </w:r>
-    </w:p>
-    <w:p>
-      <w:pPr>
-        <w:spacing w:before="80" w:after="200" w:line="360" w:lineRule="auto"/>
-        <w:jc w:val="center"/>
-      </w:pPr>
-      <w:r>
-        <w:rPr>
-          <w:b/>
-        </w:rPr>
-        <w:t>Figure 5.5 The example of the guide reproduced by the program</w:t>
-      </w:r>
-    </w:p>
-    <w:p>
-      <w:pPr>
         <w:pStyle w:val="Titlu1"/>
         <w:pageBreakBefore/>
         <w:spacing w:after="240"/>
         <w:jc w:val="center"/>
       </w:pPr>
-      <w:bookmarkStart w:id="29" w:name="_Toc243138471"/>
+      <w:bookmarkStart w:id="28" w:name="_Toc243659949"/>
       <w:r>
         <w:rPr>
           <w:color w:val="000000"/>
@@ -12739,7 +12555,7 @@
         <w:lastRenderedPageBreak/>
         <w:t>CONCLUSION</w:t>
       </w:r>
-      <w:bookmarkEnd w:id="29"/>
+      <w:bookmarkEnd w:id="28"/>
     </w:p>
     <w:p>
       <w:pPr>
@@ -12794,7 +12610,7 @@
         <w:spacing w:after="240"/>
         <w:jc w:val="center"/>
       </w:pPr>
-      <w:bookmarkStart w:id="30" w:name="_Toc243138472"/>
+      <w:bookmarkStart w:id="29" w:name="_Toc243659950"/>
       <w:r>
         <w:rPr>
           <w:color w:val="000000"/>
@@ -12803,7 +12619,7 @@
         <w:lastRenderedPageBreak/>
         <w:t>REFERENCES</w:t>
       </w:r>
-      <w:bookmarkEnd w:id="30"/>
+      <w:bookmarkEnd w:id="29"/>
     </w:p>
     <w:p>
       <w:pPr>
@@ -12929,7 +12745,7 @@
       </w:r>
     </w:p>
     <w:sectPr>
-      <w:footerReference w:type="default" r:id="rId14"/>
+      <w:footerReference w:type="default" r:id="rId13"/>
       <w:pgSz w:w="11907" w:h="16840"/>
       <w:pgMar w:top="1134" w:right="567" w:bottom="1134" w:left="1134" w:header="709" w:footer="709" w:gutter="0"/>
       <w:cols w:space="708"/>
